--- a/Реферат_(Устный).docx
+++ b/Реферат_(Устный).docx
@@ -320,25 +320,7 @@
           <w:sz w:val="24"/>
           <w:szCs w:val="28"/>
         </w:rPr>
-        <w:t>В первую очередь необходимо было обеспечить контроллер и светодиодную матрицу необходимым напряжением питания и током. Я использовал блок питания постоянного напряжения и тока на 5В и 1А. на слайде представлена схема подключения питания контроллера и светодиодов от одного блока питания. Резистор служит для ограничения тока на контакте контроллера</w:t>
-      </w:r>
-      <w:proofErr w:type="gramStart"/>
-      <w:r>
-        <w:rPr>
-          <w:rFonts w:ascii="Times New Roman" w:hAnsi="Times New Roman" w:cs="Times New Roman"/>
-          <w:sz w:val="24"/>
-          <w:szCs w:val="28"/>
-        </w:rPr>
-        <w:t>.</w:t>
-      </w:r>
-      <w:proofErr w:type="gramEnd"/>
-      <w:r>
-        <w:rPr>
-          <w:rFonts w:ascii="Times New Roman" w:hAnsi="Times New Roman" w:cs="Times New Roman"/>
-          <w:sz w:val="24"/>
-          <w:szCs w:val="28"/>
-        </w:rPr>
-        <w:t xml:space="preserve"> Для сглаживания помех по питанию, следует использовать электролитические конденсаторы.</w:t>
+        <w:t>В первую очередь необходимо было обеспечить контроллер и светодиодную матрицу необходимым напряжением питания и током. Я использовал блок питания постоянного напряжения и тока на 5В и 1А. на слайде представлена схема подключения питания контроллера и светодиодов от одного блока питания. Резистор служит для ограничения тока на контакте контроллера. Для сглаживания помех по питанию, следует использовать электролитические конденсаторы.</w:t>
       </w:r>
     </w:p>
     <w:p>
@@ -385,60 +367,50 @@
           <w:rFonts w:ascii="Times New Roman" w:hAnsi="Times New Roman" w:cs="Times New Roman"/>
           <w:sz w:val="24"/>
           <w:szCs w:val="28"/>
-          <w:shd w:val="clear" w:color="auto" w:fill="FFFFFF"/>
         </w:rPr>
       </w:pPr>
       <w:r>
         <w:rPr>
           <w:rFonts w:ascii="Times New Roman" w:hAnsi="Times New Roman" w:cs="Times New Roman"/>
           <w:sz w:val="24"/>
-        </w:rPr>
-        <w:t xml:space="preserve">Для написания программы </w:t>
-      </w:r>
-      <w:r>
-        <w:rPr>
-          <w:rFonts w:ascii="Times New Roman" w:hAnsi="Times New Roman" w:cs="Times New Roman"/>
-          <w:sz w:val="24"/>
-          <w:szCs w:val="28"/>
-        </w:rPr>
-        <w:t xml:space="preserve">я использовал среду разработки </w:t>
+          <w:szCs w:val="28"/>
+        </w:rPr>
+        <w:t>После проектирования и трассировки платы, я занялся её изготовлением. В первую очередь, я распечатал рисунок платы и перевёл его на текстолит. Для травления платы я использовал раствор хлорида железа (</w:t>
       </w:r>
       <w:proofErr w:type="spellStart"/>
       <w:r>
         <w:rPr>
-          <w:rStyle w:val="a3"/>
-          <w:rFonts w:ascii="Times New Roman" w:hAnsi="Times New Roman" w:cs="Times New Roman"/>
-          <w:sz w:val="24"/>
-          <w:szCs w:val="28"/>
-        </w:rPr>
-        <w:t>Arduino</w:t>
+          <w:rFonts w:ascii="Times New Roman" w:hAnsi="Times New Roman" w:cs="Times New Roman"/>
+          <w:sz w:val="24"/>
+          <w:szCs w:val="28"/>
+          <w:lang w:val="en-US"/>
+        </w:rPr>
+        <w:t>FeCl</w:t>
       </w:r>
       <w:proofErr w:type="spellEnd"/>
       <w:r>
         <w:rPr>
-          <w:rStyle w:val="a3"/>
-          <w:rFonts w:ascii="Times New Roman" w:hAnsi="Times New Roman" w:cs="Times New Roman"/>
-          <w:sz w:val="24"/>
-          <w:szCs w:val="28"/>
-        </w:rPr>
-        <w:t xml:space="preserve"> IDE</w:t>
-      </w:r>
-      <w:r>
-        <w:rPr>
-          <w:rFonts w:ascii="Times New Roman" w:hAnsi="Times New Roman" w:cs="Times New Roman"/>
-          <w:sz w:val="24"/>
-          <w:szCs w:val="28"/>
-        </w:rPr>
-        <w:t xml:space="preserve">. </w:t>
-      </w:r>
-      <w:r>
-        <w:rPr>
-          <w:rFonts w:ascii="Times New Roman" w:hAnsi="Times New Roman" w:cs="Times New Roman"/>
-          <w:sz w:val="24"/>
-          <w:szCs w:val="28"/>
-          <w:shd w:val="clear" w:color="auto" w:fill="FFFFFF"/>
-        </w:rPr>
-        <w:t xml:space="preserve">Для управления светодиодами существует библиотека, упрощающая написание кода </w:t>
+          <w:rFonts w:ascii="Times New Roman" w:hAnsi="Times New Roman" w:cs="Times New Roman"/>
+          <w:sz w:val="24"/>
+          <w:szCs w:val="28"/>
+        </w:rPr>
+        <w:t>3). После травления следует промыть полученную форму под проточной водой, затем убрать краску с помощью ацетона или другого очистителя.</w:t>
+      </w:r>
+      <w:r>
+        <w:rPr>
+          <w:rFonts w:ascii="Times New Roman" w:hAnsi="Times New Roman" w:cs="Times New Roman"/>
+          <w:sz w:val="24"/>
+          <w:szCs w:val="28"/>
+        </w:rPr>
+        <w:t xml:space="preserve"> </w:t>
+      </w:r>
+      <w:r>
+        <w:rPr>
+          <w:rFonts w:ascii="Times New Roman" w:hAnsi="Times New Roman" w:cs="Times New Roman"/>
+          <w:sz w:val="24"/>
+          <w:szCs w:val="28"/>
+        </w:rPr>
+        <w:t xml:space="preserve">Далее шёл процесс </w:t>
       </w:r>
       <w:proofErr w:type="spellStart"/>
       <w:r>
@@ -446,9 +418,8 @@
           <w:rFonts w:ascii="Times New Roman" w:hAnsi="Times New Roman" w:cs="Times New Roman"/>
           <w:sz w:val="24"/>
           <w:szCs w:val="28"/>
-          <w:shd w:val="clear" w:color="auto" w:fill="FFFFFF"/>
-        </w:rPr>
-        <w:t>Adafruit</w:t>
+        </w:rPr>
+        <w:t>залуживания</w:t>
       </w:r>
       <w:proofErr w:type="spellEnd"/>
       <w:r>
@@ -456,86 +427,8 @@
           <w:rFonts w:ascii="Times New Roman" w:hAnsi="Times New Roman" w:cs="Times New Roman"/>
           <w:sz w:val="24"/>
           <w:szCs w:val="28"/>
-          <w:shd w:val="clear" w:color="auto" w:fill="FFFFFF"/>
-        </w:rPr>
-        <w:t xml:space="preserve">. На </w:t>
-      </w:r>
-      <w:r>
-        <w:rPr>
-          <w:rFonts w:ascii="Times New Roman" w:hAnsi="Times New Roman" w:cs="Times New Roman"/>
-          <w:sz w:val="24"/>
-          <w:szCs w:val="28"/>
-          <w:shd w:val="clear" w:color="auto" w:fill="FFFFFF"/>
-        </w:rPr>
-        <w:t>сла</w:t>
-      </w:r>
-      <w:r>
-        <w:rPr>
-          <w:rFonts w:ascii="Times New Roman" w:hAnsi="Times New Roman" w:cs="Times New Roman"/>
-          <w:sz w:val="24"/>
-          <w:szCs w:val="28"/>
-          <w:shd w:val="clear" w:color="auto" w:fill="FFFFFF"/>
-        </w:rPr>
-        <w:t xml:space="preserve">йде представлено объявление параметров используемой матрицы. Переменные </w:t>
-      </w:r>
-      <w:r>
-        <w:rPr>
-          <w:rFonts w:ascii="Times New Roman" w:hAnsi="Times New Roman" w:cs="Times New Roman"/>
-          <w:sz w:val="24"/>
-          <w:szCs w:val="28"/>
-          <w:shd w:val="clear" w:color="auto" w:fill="FFFFFF"/>
-          <w:lang w:val="en-US"/>
-        </w:rPr>
-        <w:t>mw</w:t>
-      </w:r>
-      <w:r>
-        <w:rPr>
-          <w:rFonts w:ascii="Times New Roman" w:hAnsi="Times New Roman" w:cs="Times New Roman"/>
-          <w:sz w:val="24"/>
-          <w:szCs w:val="28"/>
-          <w:shd w:val="clear" w:color="auto" w:fill="FFFFFF"/>
-        </w:rPr>
-        <w:t xml:space="preserve"> и </w:t>
-      </w:r>
-      <w:proofErr w:type="spellStart"/>
-      <w:r>
-        <w:rPr>
-          <w:rFonts w:ascii="Times New Roman" w:hAnsi="Times New Roman" w:cs="Times New Roman"/>
-          <w:sz w:val="24"/>
-          <w:szCs w:val="28"/>
-          <w:shd w:val="clear" w:color="auto" w:fill="FFFFFF"/>
-          <w:lang w:val="en-US"/>
-        </w:rPr>
-        <w:t>mh</w:t>
-      </w:r>
-      <w:proofErr w:type="spellEnd"/>
-      <w:r>
-        <w:rPr>
-          <w:rFonts w:ascii="Times New Roman" w:hAnsi="Times New Roman" w:cs="Times New Roman"/>
-          <w:sz w:val="24"/>
-          <w:szCs w:val="28"/>
-          <w:shd w:val="clear" w:color="auto" w:fill="FFFFFF"/>
-        </w:rPr>
-        <w:t xml:space="preserve"> объявляют ширину и высоту матрицы соответственно. </w:t>
-      </w:r>
-      <w:r>
-        <w:rPr>
-          <w:rFonts w:ascii="Times New Roman" w:hAnsi="Times New Roman" w:cs="Times New Roman"/>
-          <w:sz w:val="24"/>
-          <w:szCs w:val="28"/>
-          <w:shd w:val="clear" w:color="auto" w:fill="FFFFFF"/>
-          <w:lang w:val="en-US"/>
-        </w:rPr>
-        <w:t>PIN</w:t>
-      </w:r>
-      <w:r>
-        <w:rPr>
-          <w:rFonts w:ascii="Times New Roman" w:hAnsi="Times New Roman" w:cs="Times New Roman"/>
-          <w:sz w:val="24"/>
-          <w:szCs w:val="28"/>
-          <w:shd w:val="clear" w:color="auto" w:fill="FFFFFF"/>
-        </w:rPr>
-        <w:t xml:space="preserve"> – номер управляющего контакта контроллера. Остальные параметры описывают расположение матрицы, способ подключения светодиодов (зигзагом или параллельно), последовательность цветных битов и частоту работы системы.</w:t>
+        </w:rPr>
+        <w:t xml:space="preserve"> дорожек и мест пайки контактов.</w:t>
       </w:r>
     </w:p>
     <w:p>
@@ -544,15 +437,191 @@
         <w:rPr>
           <w:rFonts w:ascii="Times New Roman" w:hAnsi="Times New Roman" w:cs="Times New Roman"/>
           <w:sz w:val="24"/>
+          <w:szCs w:val="28"/>
+          <w:shd w:val="clear" w:color="auto" w:fill="FFFFFF"/>
         </w:rPr>
       </w:pPr>
       <w:r>
         <w:rPr>
           <w:rFonts w:ascii="Times New Roman" w:hAnsi="Times New Roman" w:cs="Times New Roman"/>
           <w:sz w:val="24"/>
+        </w:rPr>
+        <w:t xml:space="preserve">Для написания программы </w:t>
+      </w:r>
+      <w:r>
+        <w:rPr>
+          <w:rFonts w:ascii="Times New Roman" w:hAnsi="Times New Roman" w:cs="Times New Roman"/>
+          <w:sz w:val="24"/>
+          <w:szCs w:val="28"/>
+        </w:rPr>
+        <w:t xml:space="preserve">я использовал среду разработки </w:t>
+      </w:r>
+      <w:proofErr w:type="spellStart"/>
+      <w:r>
+        <w:rPr>
+          <w:rStyle w:val="a3"/>
+          <w:rFonts w:ascii="Times New Roman" w:hAnsi="Times New Roman" w:cs="Times New Roman"/>
+          <w:sz w:val="24"/>
+          <w:szCs w:val="28"/>
+        </w:rPr>
+        <w:t>Arduino</w:t>
+      </w:r>
+      <w:proofErr w:type="spellEnd"/>
+      <w:r>
+        <w:rPr>
+          <w:rStyle w:val="a3"/>
+          <w:rFonts w:ascii="Times New Roman" w:hAnsi="Times New Roman" w:cs="Times New Roman"/>
+          <w:sz w:val="24"/>
+          <w:szCs w:val="28"/>
+        </w:rPr>
+        <w:t xml:space="preserve"> IDE</w:t>
+      </w:r>
+      <w:r>
+        <w:rPr>
+          <w:rFonts w:ascii="Times New Roman" w:hAnsi="Times New Roman" w:cs="Times New Roman"/>
+          <w:sz w:val="24"/>
+          <w:szCs w:val="28"/>
+        </w:rPr>
+        <w:t xml:space="preserve">. </w:t>
+      </w:r>
+      <w:r>
+        <w:rPr>
+          <w:rFonts w:ascii="Times New Roman" w:hAnsi="Times New Roman" w:cs="Times New Roman"/>
+          <w:sz w:val="24"/>
+          <w:szCs w:val="28"/>
+          <w:shd w:val="clear" w:color="auto" w:fill="FFFFFF"/>
+        </w:rPr>
+        <w:t xml:space="preserve">Для управления светодиодами существует библиотека, упрощающая написание кода </w:t>
+      </w:r>
+      <w:proofErr w:type="spellStart"/>
+      <w:r>
+        <w:rPr>
+          <w:rFonts w:ascii="Times New Roman" w:hAnsi="Times New Roman" w:cs="Times New Roman"/>
+          <w:sz w:val="24"/>
+          <w:szCs w:val="28"/>
+          <w:shd w:val="clear" w:color="auto" w:fill="FFFFFF"/>
+        </w:rPr>
+        <w:t>Adafruit</w:t>
+      </w:r>
+      <w:proofErr w:type="spellEnd"/>
+      <w:r>
+        <w:rPr>
+          <w:rFonts w:ascii="Times New Roman" w:hAnsi="Times New Roman" w:cs="Times New Roman"/>
+          <w:sz w:val="24"/>
+          <w:szCs w:val="28"/>
+          <w:shd w:val="clear" w:color="auto" w:fill="FFFFFF"/>
+        </w:rPr>
+        <w:t xml:space="preserve">. На </w:t>
+      </w:r>
+      <w:r>
+        <w:rPr>
+          <w:rFonts w:ascii="Times New Roman" w:hAnsi="Times New Roman" w:cs="Times New Roman"/>
+          <w:sz w:val="24"/>
+          <w:szCs w:val="28"/>
+          <w:shd w:val="clear" w:color="auto" w:fill="FFFFFF"/>
+        </w:rPr>
+        <w:t>сла</w:t>
+      </w:r>
+      <w:r>
+        <w:rPr>
+          <w:rFonts w:ascii="Times New Roman" w:hAnsi="Times New Roman" w:cs="Times New Roman"/>
+          <w:sz w:val="24"/>
+          <w:szCs w:val="28"/>
+          <w:shd w:val="clear" w:color="auto" w:fill="FFFFFF"/>
+        </w:rPr>
+        <w:t xml:space="preserve">йде представлено объявление параметров используемой матрицы. Переменные </w:t>
+      </w:r>
+      <w:r>
+        <w:rPr>
+          <w:rFonts w:ascii="Times New Roman" w:hAnsi="Times New Roman" w:cs="Times New Roman"/>
+          <w:sz w:val="24"/>
+          <w:szCs w:val="28"/>
+          <w:shd w:val="clear" w:color="auto" w:fill="FFFFFF"/>
+          <w:lang w:val="en-US"/>
+        </w:rPr>
+        <w:t>mw</w:t>
+      </w:r>
+      <w:r>
+        <w:rPr>
+          <w:rFonts w:ascii="Times New Roman" w:hAnsi="Times New Roman" w:cs="Times New Roman"/>
+          <w:sz w:val="24"/>
+          <w:szCs w:val="28"/>
+          <w:shd w:val="clear" w:color="auto" w:fill="FFFFFF"/>
+        </w:rPr>
+        <w:t xml:space="preserve"> и </w:t>
+      </w:r>
+      <w:proofErr w:type="spellStart"/>
+      <w:r>
+        <w:rPr>
+          <w:rFonts w:ascii="Times New Roman" w:hAnsi="Times New Roman" w:cs="Times New Roman"/>
+          <w:sz w:val="24"/>
+          <w:szCs w:val="28"/>
+          <w:shd w:val="clear" w:color="auto" w:fill="FFFFFF"/>
+          <w:lang w:val="en-US"/>
+        </w:rPr>
+        <w:t>mh</w:t>
+      </w:r>
+      <w:proofErr w:type="spellEnd"/>
+      <w:r>
+        <w:rPr>
+          <w:rFonts w:ascii="Times New Roman" w:hAnsi="Times New Roman" w:cs="Times New Roman"/>
+          <w:sz w:val="24"/>
+          <w:szCs w:val="28"/>
+          <w:shd w:val="clear" w:color="auto" w:fill="FFFFFF"/>
+        </w:rPr>
+        <w:t xml:space="preserve"> объявляют ширину и высоту матрицы соответственно. </w:t>
+      </w:r>
+      <w:r>
+        <w:rPr>
+          <w:rFonts w:ascii="Times New Roman" w:hAnsi="Times New Roman" w:cs="Times New Roman"/>
+          <w:sz w:val="24"/>
+          <w:szCs w:val="28"/>
+          <w:shd w:val="clear" w:color="auto" w:fill="FFFFFF"/>
+          <w:lang w:val="en-US"/>
+        </w:rPr>
+        <w:t>PIN</w:t>
+      </w:r>
+      <w:r>
+        <w:rPr>
+          <w:rFonts w:ascii="Times New Roman" w:hAnsi="Times New Roman" w:cs="Times New Roman"/>
+          <w:sz w:val="24"/>
+          <w:szCs w:val="28"/>
+          <w:shd w:val="clear" w:color="auto" w:fill="FFFFFF"/>
+        </w:rPr>
+        <w:t xml:space="preserve"> – номер управляющего контакта контроллера. Остальные параметры описывают расположение матрицы, способ подключения светодиодов (зигзагом или параллельно), последовательность цветных битов и частоту работы системы.</w:t>
+      </w:r>
+    </w:p>
+    <w:p>
+      <w:pPr>
+        <w:jc w:val="both"/>
+        <w:rPr>
+          <w:rFonts w:ascii="Times New Roman" w:hAnsi="Times New Roman" w:cs="Times New Roman"/>
+          <w:sz w:val="24"/>
+        </w:rPr>
+      </w:pPr>
+      <w:r>
+        <w:rPr>
+          <w:rFonts w:ascii="Times New Roman" w:hAnsi="Times New Roman" w:cs="Times New Roman"/>
+          <w:sz w:val="24"/>
           <w:szCs w:val="28"/>
         </w:rPr>
         <w:t>В данной проектной работе я сделал работающий прототип имитирующий работу системы по определению уровня аналогового сигнала. Изучил принцип работы адресных светодиодов и методы их кодирования.</w:t>
+      </w:r>
+      <w:r>
+        <w:rPr>
+          <w:rFonts w:ascii="Times New Roman" w:hAnsi="Times New Roman" w:cs="Times New Roman"/>
+          <w:sz w:val="24"/>
+          <w:szCs w:val="28"/>
+        </w:rPr>
+        <w:t xml:space="preserve"> </w:t>
+      </w:r>
+      <w:r>
+        <w:rPr>
+          <w:rFonts w:ascii="Times New Roman" w:hAnsi="Times New Roman" w:cs="Times New Roman"/>
+          <w:sz w:val="24"/>
+          <w:szCs w:val="28"/>
+        </w:rPr>
+        <w:t>Также освоил методы изготовления и пайки печатных плат.</w:t>
       </w:r>
     </w:p>
     <w:sectPr>
@@ -724,6 +793,7 @@
   <w:style w:type="paragraph" w:default="1" w:styleId="a">
     <w:name w:val="Normal"/>
     <w:qFormat/>
+    <w:rsid w:val="00193DF8"/>
   </w:style>
   <w:style w:type="character" w:default="1" w:styleId="a0">
     <w:name w:val="Default Paragraph Font"/>
